--- a/word/表36  ECMO每日检查记录单(C).docx
+++ b/word/表36  ECMO每日检查记录单(C).docx
@@ -4,6 +4,8 @@
   <w:body>
     <w:p>
       <w:pPr>
+        <w:snapToGrid w:val="0"/>
+        <w:spacing w:after="0" w:line="240" w:lineRule="auto"/>
         <w:jc w:val="center"/>
         <w:rPr>
           <w:rFonts w:ascii="Times New Roman Regular" w:hAnsi="Times New Roman Regular" w:cs="Times New Roman Regular"/>
@@ -76,6 +78,11 @@
       <w:tblPr>
         <w:tblStyle w:val="ab"/>
         <w:tblW w:w="10477" w:type="dxa"/>
+        <w:tblLayout w:type="fixed"/>
+        <w:tblCellMar>
+          <w:left w:w="20" w:type="dxa"/>
+          <w:right w:w="20" w:type="dxa"/>
+        </w:tblCellMar>
         <w:tblLook w:val="04A0" w:firstRow="1" w:lastRow="0" w:firstColumn="1" w:lastColumn="0" w:noHBand="0" w:noVBand="1"/>
       </w:tblPr>
       <w:tblGrid>
@@ -90,9 +97,6 @@
         <w:gridCol w:w="3351"/>
       </w:tblGrid>
       <w:tr>
-        <w:trPr>
-          <w:trHeight w:val="69"/>
-        </w:trPr>
         <w:tc>
           <w:tcPr>
             <w:tcW w:w="1114" w:type="dxa"/>
@@ -101,6 +105,7 @@
           </w:tcPr>
           <w:p>
             <w:pPr>
+              <w:snapToGrid w:val="0"/>
               <w:spacing w:after="0" w:line="240" w:lineRule="auto"/>
               <w:jc w:val="center"/>
               <w:rPr>
@@ -127,6 +132,7 @@
           </w:tcPr>
           <w:p>
             <w:pPr>
+              <w:snapToGrid w:val="0"/>
               <w:spacing w:after="0" w:line="240" w:lineRule="auto"/>
               <w:rPr>
                 <w:rFonts w:ascii="Times New Roman Regular" w:hAnsi="Times New Roman Regular" w:cs="Times New Roman Regular"/>
@@ -144,6 +150,7 @@
           </w:tcPr>
           <w:p>
             <w:pPr>
+              <w:snapToGrid w:val="0"/>
               <w:spacing w:after="0" w:line="240" w:lineRule="auto"/>
               <w:jc w:val="center"/>
               <w:rPr>
@@ -170,6 +177,7 @@
           </w:tcPr>
           <w:p>
             <w:pPr>
+              <w:snapToGrid w:val="0"/>
               <w:spacing w:after="0" w:line="240" w:lineRule="auto"/>
               <w:rPr>
                 <w:rFonts w:ascii="Times New Roman Regular" w:hAnsi="Times New Roman Regular" w:cs="Times New Roman Regular"/>
@@ -188,6 +196,7 @@
           </w:tcPr>
           <w:p>
             <w:pPr>
+              <w:snapToGrid w:val="0"/>
               <w:spacing w:after="0" w:line="240" w:lineRule="auto"/>
               <w:jc w:val="center"/>
               <w:rPr>
@@ -213,6 +222,7 @@
           </w:tcPr>
           <w:p>
             <w:pPr>
+              <w:snapToGrid w:val="0"/>
               <w:spacing w:after="0" w:line="240" w:lineRule="auto"/>
               <w:rPr>
                 <w:rFonts w:ascii="Times New Roman Regular" w:hAnsi="Times New Roman Regular" w:cs="Times New Roman Regular"/>
@@ -272,9 +282,6 @@
         </w:tc>
       </w:tr>
       <w:tr>
-        <w:trPr>
-          <w:trHeight w:val="69"/>
-        </w:trPr>
         <w:tc>
           <w:tcPr>
             <w:tcW w:w="1114" w:type="dxa"/>
@@ -283,6 +290,7 @@
           </w:tcPr>
           <w:p>
             <w:pPr>
+              <w:snapToGrid w:val="0"/>
               <w:spacing w:after="0" w:line="240" w:lineRule="auto"/>
               <w:jc w:val="center"/>
               <w:rPr>
@@ -307,6 +315,7 @@
           </w:tcPr>
           <w:p>
             <w:pPr>
+              <w:snapToGrid w:val="0"/>
               <w:spacing w:after="0" w:line="240" w:lineRule="auto"/>
               <w:rPr>
                 <w:rFonts w:ascii="Times New Roman Regular" w:hAnsi="Times New Roman Regular" w:cs="Times New Roman Regular"/>
@@ -336,6 +345,7 @@
           </w:tcPr>
           <w:p>
             <w:pPr>
+              <w:snapToGrid w:val="0"/>
               <w:spacing w:after="0" w:line="240" w:lineRule="auto"/>
               <w:jc w:val="center"/>
               <w:rPr>
@@ -360,6 +370,7 @@
           </w:tcPr>
           <w:p>
             <w:pPr>
+              <w:snapToGrid w:val="0"/>
               <w:spacing w:after="0" w:line="240" w:lineRule="auto"/>
               <w:rPr>
                 <w:rFonts w:ascii="Times New Roman Regular" w:hAnsi="Times New Roman Regular" w:cs="Times New Roman Regular"/>
@@ -390,6 +401,7 @@
           </w:tcPr>
           <w:p>
             <w:pPr>
+              <w:snapToGrid w:val="0"/>
               <w:spacing w:after="0" w:line="240" w:lineRule="auto"/>
               <w:jc w:val="center"/>
               <w:rPr>
@@ -413,6 +425,7 @@
           </w:tcPr>
           <w:p>
             <w:pPr>
+              <w:snapToGrid w:val="0"/>
               <w:spacing w:after="0" w:line="240" w:lineRule="auto"/>
               <w:rPr>
                 <w:rFonts w:ascii="Times New Roman Regular" w:hAnsi="Times New Roman Regular" w:cs="Times New Roman Regular"/>
@@ -436,9 +449,6 @@
         </w:tc>
       </w:tr>
       <w:tr>
-        <w:trPr>
-          <w:trHeight w:val="69"/>
-        </w:trPr>
         <w:tc>
           <w:tcPr>
             <w:tcW w:w="1114" w:type="dxa"/>
@@ -447,6 +457,7 @@
           </w:tcPr>
           <w:p>
             <w:pPr>
+              <w:snapToGrid w:val="0"/>
               <w:spacing w:after="0" w:line="240" w:lineRule="auto"/>
               <w:jc w:val="center"/>
               <w:rPr>
@@ -471,6 +482,7 @@
           </w:tcPr>
           <w:p>
             <w:pPr>
+              <w:snapToGrid w:val="0"/>
               <w:spacing w:after="0" w:line="240" w:lineRule="auto"/>
               <w:rPr>
                 <w:rFonts w:ascii="Times New Roman Regular" w:hAnsi="Times New Roman Regular" w:cs="Times New Roman Regular"/>
@@ -524,6 +536,7 @@
           </w:tcPr>
           <w:p>
             <w:pPr>
+              <w:snapToGrid w:val="0"/>
               <w:spacing w:after="0" w:line="240" w:lineRule="auto"/>
               <w:jc w:val="center"/>
               <w:rPr>
@@ -548,6 +561,7 @@
           </w:tcPr>
           <w:p>
             <w:pPr>
+              <w:snapToGrid w:val="0"/>
               <w:spacing w:after="0" w:line="240" w:lineRule="auto"/>
               <w:rPr>
                 <w:rFonts w:ascii="Times New Roman Regular" w:hAnsi="Times New Roman Regular" w:cs="Times New Roman Regular"/>
@@ -590,6 +604,7 @@
           </w:tcPr>
           <w:p>
             <w:pPr>
+              <w:snapToGrid w:val="0"/>
               <w:spacing w:after="0" w:line="240" w:lineRule="auto"/>
               <w:jc w:val="center"/>
               <w:rPr>
@@ -613,6 +628,7 @@
           </w:tcPr>
           <w:p>
             <w:pPr>
+              <w:snapToGrid w:val="0"/>
               <w:spacing w:after="0" w:line="240" w:lineRule="auto"/>
               <w:rPr>
                 <w:rFonts w:ascii="Times New Roman Regular" w:hAnsi="Times New Roman Regular" w:cs="Times New Roman Regular"/>
@@ -648,9 +664,6 @@
         </w:tc>
       </w:tr>
       <w:tr>
-        <w:trPr>
-          <w:trHeight w:val="69"/>
-        </w:trPr>
         <w:tc>
           <w:tcPr>
             <w:tcW w:w="10477" w:type="dxa"/>
@@ -659,6 +672,7 @@
           </w:tcPr>
           <w:p>
             <w:pPr>
+              <w:snapToGrid w:val="0"/>
               <w:spacing w:after="0" w:line="240" w:lineRule="auto"/>
               <w:jc w:val="both"/>
               <w:rPr>
@@ -695,9 +709,6 @@
         </w:tc>
       </w:tr>
       <w:tr>
-        <w:trPr>
-          <w:trHeight w:val="69"/>
-        </w:trPr>
         <w:tc>
           <w:tcPr>
             <w:tcW w:w="10477" w:type="dxa"/>
@@ -706,6 +717,7 @@
           </w:tcPr>
           <w:p>
             <w:pPr>
+              <w:snapToGrid w:val="0"/>
               <w:spacing w:after="0" w:line="240" w:lineRule="auto"/>
               <w:jc w:val="both"/>
               <w:rPr>
@@ -734,9 +746,6 @@
         </w:tc>
       </w:tr>
       <w:tr>
-        <w:trPr>
-          <w:trHeight w:val="69"/>
-        </w:trPr>
         <w:tc>
           <w:tcPr>
             <w:tcW w:w="2306" w:type="dxa"/>
@@ -745,6 +754,7 @@
           </w:tcPr>
           <w:p>
             <w:pPr>
+              <w:snapToGrid w:val="0"/>
               <w:spacing w:after="0" w:line="240" w:lineRule="auto"/>
               <w:jc w:val="center"/>
               <w:rPr>
@@ -772,6 +782,7 @@
           </w:tcPr>
           <w:p>
             <w:pPr>
+              <w:snapToGrid w:val="0"/>
               <w:spacing w:after="0" w:line="240" w:lineRule="auto"/>
               <w:jc w:val="center"/>
               <w:rPr>
@@ -799,6 +810,7 @@
           </w:tcPr>
           <w:p>
             <w:pPr>
+              <w:snapToGrid w:val="0"/>
               <w:spacing w:after="0" w:line="240" w:lineRule="auto"/>
               <w:rPr>
                 <w:rFonts w:ascii="Times New Roman Regular" w:hAnsi="Times New Roman Regular" w:cs="Times New Roman Regular"/>
@@ -851,9 +863,6 @@
         </w:tc>
       </w:tr>
       <w:tr>
-        <w:trPr>
-          <w:trHeight w:val="69"/>
-        </w:trPr>
         <w:tc>
           <w:tcPr>
             <w:tcW w:w="2306" w:type="dxa"/>
@@ -863,6 +872,7 @@
           </w:tcPr>
           <w:p>
             <w:pPr>
+              <w:snapToGrid w:val="0"/>
               <w:spacing w:after="0" w:line="240" w:lineRule="auto"/>
               <w:rPr>
                 <w:rFonts w:ascii="Times New Roman Regular" w:hAnsi="Times New Roman Regular" w:cs="Times New Roman Regular"/>
@@ -886,6 +896,7 @@
           </w:tcPr>
           <w:p>
             <w:pPr>
+              <w:snapToGrid w:val="0"/>
               <w:spacing w:after="0" w:line="240" w:lineRule="auto"/>
               <w:jc w:val="center"/>
               <w:rPr>
@@ -931,6 +942,7 @@
           </w:p>
           <w:p>
             <w:pPr>
+              <w:snapToGrid w:val="0"/>
               <w:spacing w:after="0" w:line="240" w:lineRule="auto"/>
               <w:jc w:val="center"/>
               <w:rPr>
@@ -985,6 +997,7 @@
           </w:tcPr>
           <w:p>
             <w:pPr>
+              <w:snapToGrid w:val="0"/>
               <w:spacing w:after="0" w:line="240" w:lineRule="auto"/>
               <w:rPr>
                 <w:rFonts w:ascii="Times New Roman Regular" w:hAnsi="Times New Roman Regular" w:cs="Times New Roman Regular"/>
@@ -1025,9 +1038,6 @@
         </w:tc>
       </w:tr>
       <w:tr>
-        <w:trPr>
-          <w:trHeight w:val="69"/>
-        </w:trPr>
         <w:tc>
           <w:tcPr>
             <w:tcW w:w="2306" w:type="dxa"/>
@@ -1037,6 +1047,7 @@
           </w:tcPr>
           <w:p>
             <w:pPr>
+              <w:snapToGrid w:val="0"/>
               <w:spacing w:after="0" w:line="240" w:lineRule="auto"/>
               <w:rPr>
                 <w:rFonts w:ascii="Times New Roman Regular" w:hAnsi="Times New Roman Regular" w:cs="Times New Roman Regular"/>
@@ -1066,6 +1077,7 @@
           </w:tcPr>
           <w:p>
             <w:pPr>
+              <w:snapToGrid w:val="0"/>
               <w:spacing w:after="0" w:line="240" w:lineRule="auto"/>
               <w:jc w:val="center"/>
               <w:rPr>
@@ -1096,6 +1108,7 @@
           </w:tcPr>
           <w:p>
             <w:pPr>
+              <w:snapToGrid w:val="0"/>
               <w:spacing w:after="0" w:line="240" w:lineRule="auto"/>
               <w:rPr>
                 <w:rFonts w:ascii="Times New Roman Regular" w:hAnsi="Times New Roman Regular" w:cs="Times New Roman Regular"/>
@@ -1148,9 +1161,6 @@
         </w:tc>
       </w:tr>
       <w:tr>
-        <w:trPr>
-          <w:trHeight w:val="69"/>
-        </w:trPr>
         <w:tc>
           <w:tcPr>
             <w:tcW w:w="2306" w:type="dxa"/>
@@ -1160,6 +1170,7 @@
           </w:tcPr>
           <w:p>
             <w:pPr>
+              <w:snapToGrid w:val="0"/>
               <w:spacing w:after="0" w:line="240" w:lineRule="auto"/>
               <w:rPr>
                 <w:rFonts w:ascii="Times New Roman Regular" w:hAnsi="Times New Roman Regular" w:cs="Times New Roman Regular"/>
@@ -1189,6 +1200,7 @@
           </w:tcPr>
           <w:p>
             <w:pPr>
+              <w:snapToGrid w:val="0"/>
               <w:spacing w:after="0" w:line="240" w:lineRule="auto"/>
               <w:jc w:val="center"/>
               <w:rPr>
@@ -1231,6 +1243,7 @@
           </w:tcPr>
           <w:p>
             <w:pPr>
+              <w:snapToGrid w:val="0"/>
               <w:spacing w:after="0" w:line="240" w:lineRule="auto"/>
               <w:rPr>
                 <w:rFonts w:ascii="Times New Roman Regular" w:hAnsi="Times New Roman Regular" w:cs="Times New Roman Regular"/>
@@ -1295,9 +1308,6 @@
         </w:tc>
       </w:tr>
       <w:tr>
-        <w:trPr>
-          <w:trHeight w:val="69"/>
-        </w:trPr>
         <w:tc>
           <w:tcPr>
             <w:tcW w:w="2306" w:type="dxa"/>
@@ -1307,6 +1317,7 @@
           </w:tcPr>
           <w:p>
             <w:pPr>
+              <w:snapToGrid w:val="0"/>
               <w:spacing w:after="0" w:line="240" w:lineRule="auto"/>
               <w:rPr>
                 <w:rFonts w:ascii="Times New Roman Regular" w:hAnsi="Times New Roman Regular" w:cs="Times New Roman Regular"/>
@@ -1336,6 +1347,7 @@
           </w:tcPr>
           <w:p>
             <w:pPr>
+              <w:snapToGrid w:val="0"/>
               <w:spacing w:after="0" w:line="240" w:lineRule="auto"/>
               <w:jc w:val="center"/>
               <w:rPr>
@@ -1390,6 +1402,7 @@
           </w:tcPr>
           <w:p>
             <w:pPr>
+              <w:snapToGrid w:val="0"/>
               <w:spacing w:after="0" w:line="240" w:lineRule="auto"/>
               <w:rPr>
                 <w:rFonts w:ascii="Times New Roman Regular" w:hAnsi="Times New Roman Regular" w:cs="Times New Roman Regular"/>
@@ -1485,9 +1498,6 @@
         </w:tc>
       </w:tr>
       <w:tr>
-        <w:trPr>
-          <w:trHeight w:val="69"/>
-        </w:trPr>
         <w:tc>
           <w:tcPr>
             <w:tcW w:w="2306" w:type="dxa"/>
@@ -1497,6 +1507,7 @@
           </w:tcPr>
           <w:p>
             <w:pPr>
+              <w:snapToGrid w:val="0"/>
               <w:spacing w:after="0" w:line="240" w:lineRule="auto"/>
               <w:rPr>
                 <w:rFonts w:ascii="Times New Roman Regular" w:hAnsi="Times New Roman Regular" w:cs="Times New Roman Regular"/>
@@ -1532,6 +1543,7 @@
           </w:tcPr>
           <w:p>
             <w:pPr>
+              <w:snapToGrid w:val="0"/>
               <w:spacing w:after="0" w:line="240" w:lineRule="auto"/>
               <w:jc w:val="center"/>
               <w:rPr>
@@ -1598,6 +1610,7 @@
           </w:tcPr>
           <w:p>
             <w:pPr>
+              <w:snapToGrid w:val="0"/>
               <w:spacing w:after="0" w:line="240" w:lineRule="auto"/>
               <w:rPr>
                 <w:rFonts w:ascii="Times New Roman Regular" w:hAnsi="Times New Roman Regular" w:cs="Times New Roman Regular"/>
@@ -1632,9 +1645,6 @@
         </w:tc>
       </w:tr>
       <w:tr>
-        <w:trPr>
-          <w:trHeight w:val="69"/>
-        </w:trPr>
         <w:tc>
           <w:tcPr>
             <w:tcW w:w="10477" w:type="dxa"/>
@@ -1644,6 +1654,7 @@
           </w:tcPr>
           <w:p>
             <w:pPr>
+              <w:snapToGrid w:val="0"/>
               <w:spacing w:after="0" w:line="240" w:lineRule="auto"/>
               <w:rPr>
                 <w:rFonts w:ascii="Times New Roman Regular" w:hAnsi="Times New Roman Regular" w:cs="Times New Roman Regular"/>
@@ -1684,9 +1695,6 @@
         </w:tc>
       </w:tr>
       <w:tr>
-        <w:trPr>
-          <w:trHeight w:val="69"/>
-        </w:trPr>
         <w:tc>
           <w:tcPr>
             <w:tcW w:w="2306" w:type="dxa"/>
@@ -1695,6 +1703,7 @@
           </w:tcPr>
           <w:p>
             <w:pPr>
+              <w:snapToGrid w:val="0"/>
               <w:spacing w:after="0" w:line="240" w:lineRule="auto"/>
               <w:jc w:val="center"/>
               <w:rPr>
@@ -1722,6 +1731,7 @@
           </w:tcPr>
           <w:p>
             <w:pPr>
+              <w:snapToGrid w:val="0"/>
               <w:spacing w:after="0" w:line="240" w:lineRule="auto"/>
               <w:jc w:val="center"/>
               <w:rPr>
@@ -1749,6 +1759,7 @@
           </w:tcPr>
           <w:p>
             <w:pPr>
+              <w:snapToGrid w:val="0"/>
               <w:spacing w:after="0" w:line="240" w:lineRule="auto"/>
               <w:jc w:val="center"/>
               <w:rPr>
@@ -1802,9 +1813,6 @@
         </w:tc>
       </w:tr>
       <w:tr>
-        <w:trPr>
-          <w:trHeight w:val="69"/>
-        </w:trPr>
         <w:tc>
           <w:tcPr>
             <w:tcW w:w="2306" w:type="dxa"/>
@@ -1814,6 +1822,7 @@
           </w:tcPr>
           <w:p>
             <w:pPr>
+              <w:snapToGrid w:val="0"/>
               <w:spacing w:after="0" w:line="240" w:lineRule="auto"/>
               <w:jc w:val="center"/>
               <w:rPr>
@@ -1850,6 +1859,7 @@
           </w:tcPr>
           <w:p>
             <w:pPr>
+              <w:snapToGrid w:val="0"/>
               <w:spacing w:after="0" w:line="240" w:lineRule="auto"/>
               <w:jc w:val="center"/>
               <w:rPr>
@@ -1904,6 +1914,7 @@
           </w:tcPr>
           <w:p>
             <w:pPr>
+              <w:snapToGrid w:val="0"/>
               <w:spacing w:after="0" w:line="240" w:lineRule="auto"/>
               <w:jc w:val="both"/>
               <w:rPr>
@@ -1919,6 +1930,7 @@
           </w:p>
           <w:p>
             <w:pPr>
+              <w:snapToGrid w:val="0"/>
               <w:spacing w:after="0" w:line="240" w:lineRule="auto"/>
               <w:jc w:val="both"/>
               <w:rPr>
@@ -1973,9 +1985,6 @@
         </w:tc>
       </w:tr>
       <w:tr>
-        <w:trPr>
-          <w:trHeight w:val="69"/>
-        </w:trPr>
         <w:tc>
           <w:tcPr>
             <w:tcW w:w="2306" w:type="dxa"/>
@@ -1985,6 +1994,7 @@
           </w:tcPr>
           <w:p>
             <w:pPr>
+              <w:snapToGrid w:val="0"/>
               <w:spacing w:after="0" w:line="240" w:lineRule="auto"/>
               <w:jc w:val="center"/>
               <w:rPr>
@@ -2021,6 +2031,7 @@
           </w:tcPr>
           <w:p>
             <w:pPr>
+              <w:snapToGrid w:val="0"/>
               <w:spacing w:after="0" w:line="240" w:lineRule="auto"/>
               <w:jc w:val="center"/>
               <w:rPr>
@@ -2074,6 +2085,7 @@
           </w:tcPr>
           <w:p>
             <w:pPr>
+              <w:snapToGrid w:val="0"/>
               <w:spacing w:after="0" w:line="240" w:lineRule="auto"/>
               <w:jc w:val="both"/>
               <w:rPr>
@@ -2103,9 +2115,6 @@
         </w:tc>
       </w:tr>
       <w:tr>
-        <w:trPr>
-          <w:trHeight w:val="69"/>
-        </w:trPr>
         <w:tc>
           <w:tcPr>
             <w:tcW w:w="2306" w:type="dxa"/>
@@ -2115,6 +2124,7 @@
           </w:tcPr>
           <w:p>
             <w:pPr>
+              <w:snapToGrid w:val="0"/>
               <w:spacing w:after="0" w:line="240" w:lineRule="auto"/>
               <w:jc w:val="center"/>
               <w:rPr>
@@ -2139,6 +2149,7 @@
           </w:tcPr>
           <w:p>
             <w:pPr>
+              <w:snapToGrid w:val="0"/>
               <w:spacing w:after="0" w:line="240" w:lineRule="auto"/>
               <w:jc w:val="center"/>
               <w:rPr>
@@ -2229,6 +2240,7 @@
           </w:tcPr>
           <w:p>
             <w:pPr>
+              <w:snapToGrid w:val="0"/>
               <w:spacing w:after="0" w:line="240" w:lineRule="auto"/>
               <w:jc w:val="both"/>
               <w:rPr>
@@ -2276,9 +2288,6 @@
         </w:tc>
       </w:tr>
       <w:tr>
-        <w:trPr>
-          <w:trHeight w:val="69"/>
-        </w:trPr>
         <w:tc>
           <w:tcPr>
             <w:tcW w:w="10477" w:type="dxa"/>
@@ -2287,6 +2296,7 @@
           </w:tcPr>
           <w:p>
             <w:pPr>
+              <w:snapToGrid w:val="0"/>
               <w:spacing w:after="0" w:line="240" w:lineRule="auto"/>
               <w:rPr>
                 <w:rFonts w:ascii="Times New Roman Regular" w:hAnsi="Times New Roman Regular" w:cs="Times New Roman Regular"/>
@@ -2314,9 +2324,6 @@
         </w:tc>
       </w:tr>
       <w:tr>
-        <w:trPr>
-          <w:trHeight w:val="69"/>
-        </w:trPr>
         <w:tc>
           <w:tcPr>
             <w:tcW w:w="2306" w:type="dxa"/>
@@ -2325,6 +2332,7 @@
           </w:tcPr>
           <w:p>
             <w:pPr>
+              <w:snapToGrid w:val="0"/>
               <w:spacing w:after="0" w:line="240" w:lineRule="auto"/>
               <w:jc w:val="center"/>
               <w:rPr>
@@ -2351,6 +2359,7 @@
           </w:tcPr>
           <w:p>
             <w:pPr>
+              <w:snapToGrid w:val="0"/>
               <w:spacing w:after="0" w:line="240" w:lineRule="auto"/>
               <w:jc w:val="center"/>
               <w:rPr>
@@ -2377,6 +2386,7 @@
           </w:tcPr>
           <w:p>
             <w:pPr>
+              <w:snapToGrid w:val="0"/>
               <w:spacing w:after="0" w:line="240" w:lineRule="auto"/>
               <w:jc w:val="center"/>
               <w:rPr>
@@ -2445,9 +2455,6 @@
         </w:tc>
       </w:tr>
       <w:tr>
-        <w:trPr>
-          <w:trHeight w:val="69"/>
-        </w:trPr>
         <w:tc>
           <w:tcPr>
             <w:tcW w:w="2306" w:type="dxa"/>
@@ -2457,6 +2464,7 @@
           </w:tcPr>
           <w:p>
             <w:pPr>
+              <w:snapToGrid w:val="0"/>
               <w:spacing w:after="0" w:line="240" w:lineRule="auto"/>
               <w:jc w:val="center"/>
               <w:rPr>
@@ -2492,6 +2500,7 @@
           </w:tcPr>
           <w:p>
             <w:pPr>
+              <w:snapToGrid w:val="0"/>
               <w:spacing w:after="0" w:line="240" w:lineRule="auto"/>
               <w:jc w:val="center"/>
               <w:rPr>
@@ -2515,6 +2524,7 @@
           </w:tcPr>
           <w:p>
             <w:pPr>
+              <w:snapToGrid w:val="0"/>
               <w:spacing w:after="0" w:line="240" w:lineRule="auto"/>
               <w:jc w:val="both"/>
               <w:rPr>
@@ -2567,9 +2577,6 @@
         </w:tc>
       </w:tr>
       <w:tr>
-        <w:trPr>
-          <w:trHeight w:val="69"/>
-        </w:trPr>
         <w:tc>
           <w:tcPr>
             <w:tcW w:w="2306" w:type="dxa"/>
@@ -2579,6 +2586,7 @@
           </w:tcPr>
           <w:p>
             <w:pPr>
+              <w:snapToGrid w:val="0"/>
               <w:spacing w:after="0" w:line="240" w:lineRule="auto"/>
               <w:rPr>
                 <w:rFonts w:ascii="Times New Roman Regular" w:hAnsi="Times New Roman Regular" w:cs="Times New Roman Regular"/>
@@ -2613,6 +2621,7 @@
           </w:tcPr>
           <w:p>
             <w:pPr>
+              <w:snapToGrid w:val="0"/>
               <w:spacing w:after="0" w:line="240" w:lineRule="auto"/>
               <w:jc w:val="center"/>
               <w:rPr>
@@ -2636,6 +2645,7 @@
           </w:tcPr>
           <w:p>
             <w:pPr>
+              <w:snapToGrid w:val="0"/>
               <w:spacing w:after="0" w:line="240" w:lineRule="auto"/>
               <w:jc w:val="both"/>
               <w:rPr>
@@ -2718,9 +2728,6 @@
         </w:tc>
       </w:tr>
       <w:tr>
-        <w:trPr>
-          <w:trHeight w:val="69"/>
-        </w:trPr>
         <w:tc>
           <w:tcPr>
             <w:tcW w:w="2306" w:type="dxa"/>
@@ -2730,6 +2737,7 @@
           </w:tcPr>
           <w:p>
             <w:pPr>
+              <w:snapToGrid w:val="0"/>
               <w:spacing w:after="0" w:line="240" w:lineRule="auto"/>
               <w:jc w:val="center"/>
               <w:rPr>
@@ -2765,6 +2773,7 @@
           </w:tcPr>
           <w:p>
             <w:pPr>
+              <w:snapToGrid w:val="0"/>
               <w:spacing w:after="0" w:line="240" w:lineRule="auto"/>
               <w:rPr>
                 <w:rFonts w:ascii="Times New Roman Regular" w:hAnsi="Times New Roman Regular" w:cs="Times New Roman Regular"/>
@@ -2823,6 +2832,7 @@
           </w:tcPr>
           <w:p>
             <w:pPr>
+              <w:snapToGrid w:val="0"/>
               <w:spacing w:after="0" w:line="240" w:lineRule="auto"/>
               <w:jc w:val="both"/>
               <w:rPr>
@@ -2863,9 +2873,6 @@
         </w:tc>
       </w:tr>
       <w:tr>
-        <w:trPr>
-          <w:trHeight w:val="69"/>
-        </w:trPr>
         <w:tc>
           <w:tcPr>
             <w:tcW w:w="2306" w:type="dxa"/>
@@ -2875,6 +2882,7 @@
           </w:tcPr>
           <w:p>
             <w:pPr>
+              <w:snapToGrid w:val="0"/>
               <w:spacing w:after="0" w:line="240" w:lineRule="auto"/>
               <w:jc w:val="center"/>
               <w:rPr>
@@ -2898,6 +2906,7 @@
           </w:tcPr>
           <w:p>
             <w:pPr>
+              <w:snapToGrid w:val="0"/>
               <w:spacing w:after="0" w:line="240" w:lineRule="auto"/>
               <w:jc w:val="center"/>
               <w:rPr>
@@ -2919,6 +2928,7 @@
           </w:p>
           <w:p>
             <w:pPr>
+              <w:snapToGrid w:val="0"/>
               <w:spacing w:after="0" w:line="240" w:lineRule="auto"/>
               <w:jc w:val="center"/>
               <w:rPr>
@@ -2960,6 +2970,7 @@
           </w:tcPr>
           <w:p>
             <w:pPr>
+              <w:snapToGrid w:val="0"/>
               <w:spacing w:after="0" w:line="240" w:lineRule="auto"/>
               <w:jc w:val="both"/>
               <w:rPr>
@@ -2988,9 +2999,6 @@
         </w:tc>
       </w:tr>
       <w:tr>
-        <w:trPr>
-          <w:trHeight w:val="69"/>
-        </w:trPr>
         <w:tc>
           <w:tcPr>
             <w:tcW w:w="2306" w:type="dxa"/>
@@ -3000,6 +3008,7 @@
           </w:tcPr>
           <w:p>
             <w:pPr>
+              <w:snapToGrid w:val="0"/>
               <w:spacing w:after="0" w:line="240" w:lineRule="auto"/>
               <w:jc w:val="center"/>
               <w:rPr>
@@ -3044,6 +3053,7 @@
           </w:tcPr>
           <w:p>
             <w:pPr>
+              <w:snapToGrid w:val="0"/>
               <w:spacing w:after="0" w:line="240" w:lineRule="auto"/>
               <w:jc w:val="center"/>
               <w:rPr>
@@ -3067,6 +3077,7 @@
           </w:tcPr>
           <w:p>
             <w:pPr>
+              <w:snapToGrid w:val="0"/>
               <w:spacing w:after="0" w:line="240" w:lineRule="auto"/>
               <w:jc w:val="both"/>
               <w:rPr>
@@ -3124,6 +3135,7 @@
           </w:p>
           <w:p>
             <w:pPr>
+              <w:snapToGrid w:val="0"/>
               <w:spacing w:after="0" w:line="240" w:lineRule="auto"/>
               <w:jc w:val="both"/>
               <w:rPr>
@@ -3134,7 +3146,6 @@
               <w:rPr>
                 <w:rFonts w:ascii="Times New Roman Regular" w:hAnsi="Times New Roman Regular" w:cs="Times New Roman Regular"/>
               </w:rPr>
-              <w:lastRenderedPageBreak/>
               <w:t>&lt;70%</w:t>
             </w:r>
             <w:r>
@@ -3153,9 +3164,6 @@
         </w:tc>
       </w:tr>
       <w:tr>
-        <w:trPr>
-          <w:trHeight w:val="69"/>
-        </w:trPr>
         <w:tc>
           <w:tcPr>
             <w:tcW w:w="10477" w:type="dxa"/>
@@ -3165,20 +3173,20 @@
           </w:tcPr>
           <w:p>
             <w:pPr>
-              <w:spacing w:after="0" w:line="240" w:lineRule="auto"/>
-              <w:rPr>
-                <w:rFonts w:ascii="Times New Roman Regular" w:hAnsi="Times New Roman Regular" w:cs="Times New Roman Regular"/>
-                <w:b/>
-                <w:bCs/>
-              </w:rPr>
-            </w:pPr>
-            <w:r>
-              <w:rPr>
-                <w:rFonts w:ascii="Times New Roman Regular" w:hAnsi="Times New Roman Regular" w:cs="Times New Roman Regular"/>
-                <w:b/>
-                <w:bCs/>
-              </w:rPr>
-              <w:lastRenderedPageBreak/>
+              <w:snapToGrid w:val="0"/>
+              <w:spacing w:after="0" w:line="240" w:lineRule="auto"/>
+              <w:rPr>
+                <w:rFonts w:ascii="Times New Roman Regular" w:hAnsi="Times New Roman Regular" w:cs="Times New Roman Regular"/>
+                <w:b/>
+                <w:bCs/>
+              </w:rPr>
+            </w:pPr>
+            <w:r>
+              <w:rPr>
+                <w:rFonts w:ascii="Times New Roman Regular" w:hAnsi="Times New Roman Regular" w:cs="Times New Roman Regular"/>
+                <w:b/>
+                <w:bCs/>
+              </w:rPr>
               <w:t xml:space="preserve">C4. </w:t>
             </w:r>
             <w:r>
@@ -3193,9 +3201,6 @@
         </w:tc>
       </w:tr>
       <w:tr>
-        <w:trPr>
-          <w:trHeight w:val="69"/>
-        </w:trPr>
         <w:tc>
           <w:tcPr>
             <w:tcW w:w="2306" w:type="dxa"/>
@@ -3204,6 +3209,7 @@
           </w:tcPr>
           <w:p>
             <w:pPr>
+              <w:snapToGrid w:val="0"/>
               <w:spacing w:after="0" w:line="240" w:lineRule="auto"/>
               <w:jc w:val="center"/>
               <w:rPr>
@@ -3230,6 +3236,7 @@
           </w:tcPr>
           <w:p>
             <w:pPr>
+              <w:snapToGrid w:val="0"/>
               <w:spacing w:after="0" w:line="240" w:lineRule="auto"/>
               <w:jc w:val="center"/>
               <w:rPr>
@@ -3256,6 +3263,7 @@
           </w:tcPr>
           <w:p>
             <w:pPr>
+              <w:snapToGrid w:val="0"/>
               <w:spacing w:after="0" w:line="240" w:lineRule="auto"/>
               <w:jc w:val="center"/>
               <w:rPr>
@@ -3308,9 +3316,6 @@
         </w:tc>
       </w:tr>
       <w:tr>
-        <w:trPr>
-          <w:trHeight w:val="69"/>
-        </w:trPr>
         <w:tc>
           <w:tcPr>
             <w:tcW w:w="2306" w:type="dxa"/>
@@ -3319,6 +3324,7 @@
           </w:tcPr>
           <w:p>
             <w:pPr>
+              <w:snapToGrid w:val="0"/>
               <w:spacing w:after="0" w:line="240" w:lineRule="auto"/>
               <w:jc w:val="center"/>
               <w:rPr>
@@ -3365,6 +3371,7 @@
           </w:tcPr>
           <w:p>
             <w:pPr>
+              <w:snapToGrid w:val="0"/>
               <w:spacing w:after="0" w:line="240" w:lineRule="auto"/>
               <w:jc w:val="center"/>
               <w:rPr>
@@ -3417,6 +3424,7 @@
           </w:tcPr>
           <w:p>
             <w:pPr>
+              <w:snapToGrid w:val="0"/>
               <w:spacing w:after="0" w:line="240" w:lineRule="auto"/>
               <w:jc w:val="center"/>
               <w:rPr>
@@ -3457,9 +3465,6 @@
         </w:tc>
       </w:tr>
       <w:tr>
-        <w:trPr>
-          <w:trHeight w:val="69"/>
-        </w:trPr>
         <w:tc>
           <w:tcPr>
             <w:tcW w:w="2306" w:type="dxa"/>
@@ -3468,6 +3473,7 @@
           </w:tcPr>
           <w:p>
             <w:pPr>
+              <w:snapToGrid w:val="0"/>
               <w:spacing w:after="0" w:line="240" w:lineRule="auto"/>
               <w:jc w:val="center"/>
               <w:rPr>
@@ -3502,6 +3508,7 @@
           </w:tcPr>
           <w:p>
             <w:pPr>
+              <w:snapToGrid w:val="0"/>
               <w:spacing w:after="0" w:line="240" w:lineRule="auto"/>
               <w:jc w:val="center"/>
               <w:rPr>
@@ -3554,6 +3561,7 @@
           </w:tcPr>
           <w:p>
             <w:pPr>
+              <w:snapToGrid w:val="0"/>
               <w:spacing w:after="0" w:line="240" w:lineRule="auto"/>
               <w:jc w:val="center"/>
               <w:rPr>
@@ -3570,9 +3578,6 @@
         </w:tc>
       </w:tr>
       <w:tr>
-        <w:trPr>
-          <w:trHeight w:val="69"/>
-        </w:trPr>
         <w:tc>
           <w:tcPr>
             <w:tcW w:w="2306" w:type="dxa"/>
@@ -3581,6 +3586,7 @@
           </w:tcPr>
           <w:p>
             <w:pPr>
+              <w:snapToGrid w:val="0"/>
               <w:spacing w:after="0" w:line="240" w:lineRule="auto"/>
               <w:jc w:val="center"/>
               <w:rPr>
@@ -3603,6 +3609,7 @@
           </w:tcPr>
           <w:p>
             <w:pPr>
+              <w:snapToGrid w:val="0"/>
               <w:spacing w:after="0" w:line="240" w:lineRule="auto"/>
               <w:jc w:val="center"/>
               <w:rPr>
@@ -3655,6 +3662,7 @@
           </w:tcPr>
           <w:p>
             <w:pPr>
+              <w:snapToGrid w:val="0"/>
               <w:spacing w:after="0" w:line="240" w:lineRule="auto"/>
               <w:jc w:val="center"/>
               <w:rPr>
@@ -3707,9 +3715,6 @@
         </w:tc>
       </w:tr>
       <w:tr>
-        <w:trPr>
-          <w:trHeight w:val="69"/>
-        </w:trPr>
         <w:tc>
           <w:tcPr>
             <w:tcW w:w="2306" w:type="dxa"/>
@@ -3718,6 +3723,7 @@
           </w:tcPr>
           <w:p>
             <w:pPr>
+              <w:snapToGrid w:val="0"/>
               <w:spacing w:after="0" w:line="240" w:lineRule="auto"/>
               <w:jc w:val="center"/>
               <w:rPr>
@@ -3752,6 +3758,7 @@
           </w:tcPr>
           <w:p>
             <w:pPr>
+              <w:snapToGrid w:val="0"/>
               <w:spacing w:after="0" w:line="240" w:lineRule="auto"/>
               <w:jc w:val="center"/>
               <w:rPr>
@@ -3804,6 +3811,7 @@
           </w:tcPr>
           <w:p>
             <w:pPr>
+              <w:snapToGrid w:val="0"/>
               <w:spacing w:after="0" w:line="240" w:lineRule="auto"/>
               <w:jc w:val="center"/>
               <w:rPr>
@@ -3838,9 +3846,6 @@
         </w:tc>
       </w:tr>
       <w:tr>
-        <w:trPr>
-          <w:trHeight w:val="69"/>
-        </w:trPr>
         <w:tc>
           <w:tcPr>
             <w:tcW w:w="10477" w:type="dxa"/>
@@ -3849,6 +3854,7 @@
           </w:tcPr>
           <w:p>
             <w:pPr>
+              <w:snapToGrid w:val="0"/>
               <w:spacing w:after="0" w:line="240" w:lineRule="auto"/>
               <w:jc w:val="center"/>
               <w:rPr>
@@ -3981,9 +3987,6 @@
         </w:tc>
       </w:tr>
       <w:tr>
-        <w:trPr>
-          <w:trHeight w:val="69"/>
-        </w:trPr>
         <w:tc>
           <w:tcPr>
             <w:tcW w:w="2306" w:type="dxa"/>
@@ -3992,6 +3995,7 @@
           </w:tcPr>
           <w:p>
             <w:pPr>
+              <w:snapToGrid w:val="0"/>
               <w:spacing w:after="0" w:line="240" w:lineRule="auto"/>
               <w:jc w:val="center"/>
               <w:rPr>
@@ -4018,6 +4022,7 @@
           </w:tcPr>
           <w:p>
             <w:pPr>
+              <w:snapToGrid w:val="0"/>
               <w:spacing w:after="0" w:line="240" w:lineRule="auto"/>
               <w:jc w:val="center"/>
               <w:rPr>
@@ -4044,6 +4049,7 @@
           </w:tcPr>
           <w:p>
             <w:pPr>
+              <w:snapToGrid w:val="0"/>
               <w:spacing w:after="0" w:line="240" w:lineRule="auto"/>
               <w:jc w:val="center"/>
               <w:rPr>
@@ -4096,9 +4102,6 @@
         </w:tc>
       </w:tr>
       <w:tr>
-        <w:trPr>
-          <w:trHeight w:val="69"/>
-        </w:trPr>
         <w:tc>
           <w:tcPr>
             <w:tcW w:w="2306" w:type="dxa"/>
@@ -4108,6 +4111,7 @@
           </w:tcPr>
           <w:p>
             <w:pPr>
+              <w:snapToGrid w:val="0"/>
               <w:spacing w:after="0" w:line="240" w:lineRule="auto"/>
               <w:jc w:val="center"/>
               <w:rPr>
@@ -4131,6 +4135,7 @@
           </w:tcPr>
           <w:p>
             <w:pPr>
+              <w:snapToGrid w:val="0"/>
               <w:spacing w:after="0" w:line="240" w:lineRule="auto"/>
               <w:rPr>
                 <w:rFonts w:ascii="Times New Roman Regular" w:hAnsi="Times New Roman Regular" w:cs="Times New Roman Regular"/>
@@ -4183,6 +4188,7 @@
           </w:tcPr>
           <w:p>
             <w:pPr>
+              <w:snapToGrid w:val="0"/>
               <w:spacing w:after="0" w:line="240" w:lineRule="auto"/>
               <w:jc w:val="both"/>
               <w:rPr>
@@ -4211,9 +4217,6 @@
         </w:tc>
       </w:tr>
       <w:tr>
-        <w:trPr>
-          <w:trHeight w:val="69"/>
-        </w:trPr>
         <w:tc>
           <w:tcPr>
             <w:tcW w:w="2306" w:type="dxa"/>
@@ -4223,6 +4226,7 @@
           </w:tcPr>
           <w:p>
             <w:pPr>
+              <w:snapToGrid w:val="0"/>
               <w:spacing w:after="0" w:line="240" w:lineRule="auto"/>
               <w:jc w:val="both"/>
               <w:rPr>
@@ -4270,6 +4274,7 @@
           </w:tcPr>
           <w:p>
             <w:pPr>
+              <w:snapToGrid w:val="0"/>
               <w:spacing w:after="0" w:line="240" w:lineRule="auto"/>
               <w:rPr>
                 <w:rFonts w:ascii="Times New Roman Regular" w:hAnsi="Times New Roman Regular" w:cs="Times New Roman Regular"/>
@@ -4284,6 +4289,7 @@
           </w:p>
           <w:p>
             <w:pPr>
+              <w:snapToGrid w:val="0"/>
               <w:spacing w:after="0" w:line="240" w:lineRule="auto"/>
               <w:rPr>
                 <w:rFonts w:ascii="Times New Roman Regular" w:hAnsi="Times New Roman Regular" w:cs="Times New Roman Regular"/>
@@ -4390,6 +4396,7 @@
           </w:tcPr>
           <w:p>
             <w:pPr>
+              <w:snapToGrid w:val="0"/>
               <w:spacing w:after="0" w:line="240" w:lineRule="auto"/>
               <w:jc w:val="both"/>
               <w:rPr>
@@ -4448,9 +4455,6 @@
         </w:tc>
       </w:tr>
       <w:tr>
-        <w:trPr>
-          <w:trHeight w:val="69"/>
-        </w:trPr>
         <w:tc>
           <w:tcPr>
             <w:tcW w:w="2306" w:type="dxa"/>
@@ -4460,6 +4464,7 @@
           </w:tcPr>
           <w:p>
             <w:pPr>
+              <w:snapToGrid w:val="0"/>
               <w:spacing w:after="0" w:line="240" w:lineRule="auto"/>
               <w:jc w:val="center"/>
               <w:rPr>
@@ -4507,6 +4512,7 @@
           </w:tcPr>
           <w:p>
             <w:pPr>
+              <w:snapToGrid w:val="0"/>
               <w:spacing w:after="0" w:line="240" w:lineRule="auto"/>
               <w:rPr>
                 <w:rFonts w:ascii="Times New Roman Regular" w:hAnsi="Times New Roman Regular" w:cs="Times New Roman Regular"/>
@@ -4583,6 +4589,7 @@
           </w:tcPr>
           <w:p>
             <w:pPr>
+              <w:snapToGrid w:val="0"/>
               <w:spacing w:after="0" w:line="240" w:lineRule="auto"/>
               <w:jc w:val="both"/>
               <w:rPr>
@@ -4616,6 +4623,7 @@
           </w:p>
           <w:p>
             <w:pPr>
+              <w:snapToGrid w:val="0"/>
               <w:spacing w:after="0" w:line="240" w:lineRule="auto"/>
               <w:jc w:val="both"/>
               <w:rPr>
@@ -4646,6 +4654,7 @@
     </w:tbl>
     <w:p>
       <w:pPr>
+        <w:snapToGrid w:val="0"/>
         <w:spacing w:after="0" w:line="240" w:lineRule="auto"/>
         <w:rPr>
           <w:rFonts w:ascii="Times New Roman Regular" w:eastAsia="楷体" w:hAnsi="Times New Roman Regular" w:cs="Times New Roman Regular"/>
